--- a/templates_BG_V1.1/quyet_dinh_thu_hoi_phu_hieu_template.docx
+++ b/templates_BG_V1.1/quyet_dinh_thu_hoi_phu_hieu_template.docx
@@ -188,13 +188,13 @@
               <w:rPr>
                 <w:i/>
               </w:rPr>
-              <w:t xml:space="preserve">, ngày </w:t>
+              <w:t>, ngày</w:t>
             </w:r>
             <w:r>
               <w:rPr>
                 <w:i/>
               </w:rPr>
-              <w:t xml:space="preserve">     </w:t>
+              <w:t xml:space="preserve">          </w:t>
             </w:r>
             <w:r>
               <w:rPr>
@@ -383,81 +383,8 @@
           <w:sz w:val="28"/>
           <w:szCs w:val="28"/>
         </w:rPr>
-        <w:t xml:space="preserve">Căn cứ Quyết định số 12/2025/QĐ-UBND ngày 01/7/2025 của Uỷ ban nhân dân tỉnh </w:t>
-      </w:r>
-      <w:r>
-        <w:rPr>
-          <w:i/>
-          <w:sz w:val="28"/>
-          <w:szCs w:val="28"/>
-        </w:rPr>
-        <w:t>{tinh}</w:t>
-      </w:r>
-      <w:r>
-        <w:rPr>
-          <w:i/>
-          <w:sz w:val="28"/>
-          <w:szCs w:val="28"/>
-        </w:rPr>
-        <w:t xml:space="preserve"> ban hành Quy định về chức năng, nhiệm vụ, quyền hạn của Sở Xây dựng tỉnh </w:t>
-      </w:r>
-      <w:r>
-        <w:rPr>
-          <w:i/>
-          <w:sz w:val="28"/>
-          <w:szCs w:val="28"/>
-        </w:rPr>
-        <w:t>{tinh</w:t>
-      </w:r>
-      <w:proofErr w:type="gramStart"/>
-      <w:r>
-        <w:rPr>
-          <w:i/>
-          <w:sz w:val="28"/>
-          <w:szCs w:val="28"/>
-        </w:rPr>
-        <w:t>}</w:t>
-      </w:r>
-      <w:r>
-        <w:rPr>
-          <w:i/>
-          <w:sz w:val="28"/>
-          <w:szCs w:val="28"/>
-        </w:rPr>
-        <w:t>;</w:t>
-      </w:r>
-      <w:proofErr w:type="gramEnd"/>
-    </w:p>
-    <w:p>
-      <w:pPr>
-        <w:pStyle w:val="NormalWeb"/>
-        <w:spacing w:before="120" w:beforeAutospacing="0" w:after="120" w:afterAutospacing="0"/>
-        <w:ind w:firstLine="720"/>
-        <w:jc w:val="both"/>
-        <w:rPr>
-          <w:i/>
-          <w:sz w:val="28"/>
-          <w:szCs w:val="28"/>
-        </w:rPr>
-      </w:pPr>
-      <w:r>
-        <w:rPr>
-          <w:i/>
-          <w:sz w:val="28"/>
-          <w:szCs w:val="28"/>
-        </w:rPr>
-        <w:t>Căn cứ thông báo ngừng phương tiện hoạt động kinh doanh vận tải của các đơn vị vận tải (chi tiết tại Phụ lục kèm theo Quyết định này</w:t>
-      </w:r>
-      <w:proofErr w:type="gramStart"/>
-      <w:r>
-        <w:rPr>
-          <w:i/>
-          <w:sz w:val="28"/>
-          <w:szCs w:val="28"/>
-        </w:rPr>
-        <w:t>);</w:t>
-      </w:r>
-      <w:proofErr w:type="gramEnd"/>
+        <w:t>Căn cứ thông báo ngừng phương tiện hoạt động kinh doanh vận tải của các đơn vị vận tải (chi tiết tại Phụ lục kèm theo Quyết định này);</w:t>
+      </w:r>
     </w:p>
     <w:p>
       <w:pPr>
@@ -474,21 +401,7 @@
         <w:rPr>
           <w:i/>
         </w:rPr>
-        <w:t xml:space="preserve">Theo đề nghị của Trưởng phòng Vận tải &amp; </w:t>
-      </w:r>
-      <w:proofErr w:type="gramStart"/>
-      <w:r>
-        <w:rPr>
-          <w:i/>
-        </w:rPr>
-        <w:t>An</w:t>
-      </w:r>
-      <w:proofErr w:type="gramEnd"/>
-      <w:r>
-        <w:rPr>
-          <w:i/>
-        </w:rPr>
-        <w:t xml:space="preserve"> toàn giao thông.</w:t>
+        <w:t>Theo đề nghị của Trưởng phòng Vận tải &amp; An toàn giao thông.</w:t>
       </w:r>
     </w:p>
     <w:p>
@@ -559,15 +472,7 @@
         <w:jc w:val="both"/>
       </w:pPr>
       <w:r>
-        <w:t xml:space="preserve">Giao Phòng Vận tải &amp; </w:t>
-      </w:r>
-      <w:proofErr w:type="gramStart"/>
-      <w:r>
-        <w:t>An</w:t>
-      </w:r>
-      <w:proofErr w:type="gramEnd"/>
-      <w:r>
-        <w:t xml:space="preserve"> toàn giao thông thực hiện chuyển trạng thái phù hiệu </w:t>
+        <w:t xml:space="preserve">Giao Phòng Vận tải &amp; An toàn giao thông thực hiện chuyển trạng thái phù hiệu </w:t>
       </w:r>
       <w:r>
         <w:rPr>
@@ -616,21 +521,7 @@
         <w:rPr>
           <w:iCs/>
         </w:rPr>
-        <w:t xml:space="preserve">Trưởng phòng Vận tải &amp; </w:t>
-      </w:r>
-      <w:proofErr w:type="gramStart"/>
-      <w:r>
-        <w:rPr>
-          <w:iCs/>
-        </w:rPr>
-        <w:t>An</w:t>
-      </w:r>
-      <w:proofErr w:type="gramEnd"/>
-      <w:r>
-        <w:rPr>
-          <w:iCs/>
-        </w:rPr>
-        <w:t xml:space="preserve"> toàn giao thông</w:t>
+        <w:t>Trưởng phòng Vận tải &amp; An toàn giao thông</w:t>
       </w:r>
       <w:r>
         <w:rPr>
@@ -685,7 +576,6 @@
                 <w:i/>
                 <w:sz w:val="24"/>
               </w:rPr>
-              <w:lastRenderedPageBreak/>
               <w:t>Nơi nhận:</w:t>
             </w:r>
           </w:p>
@@ -702,67 +592,40 @@
                 <w:sz w:val="22"/>
                 <w:szCs w:val="22"/>
               </w:rPr>
-              <w:t xml:space="preserve">- Như Điều </w:t>
-            </w:r>
-            <w:proofErr w:type="gramStart"/>
-            <w:r>
+              <w:t>- Như Điều 3;</w:t>
+            </w:r>
+          </w:p>
+          <w:p>
+            <w:pPr>
+              <w:jc w:val="both"/>
               <w:rPr>
                 <w:sz w:val="22"/>
                 <w:szCs w:val="22"/>
               </w:rPr>
-              <w:t>3;</w:t>
-            </w:r>
-            <w:proofErr w:type="gramEnd"/>
-          </w:p>
-          <w:p>
-            <w:pPr>
-              <w:jc w:val="both"/>
+            </w:pPr>
+            <w:r>
               <w:rPr>
                 <w:sz w:val="22"/>
                 <w:szCs w:val="22"/>
               </w:rPr>
-            </w:pPr>
-            <w:r>
+              <w:t>- Cục ĐBVN (b/c);</w:t>
+            </w:r>
+          </w:p>
+          <w:p>
+            <w:pPr>
+              <w:jc w:val="both"/>
               <w:rPr>
                 <w:sz w:val="22"/>
                 <w:szCs w:val="22"/>
               </w:rPr>
-              <w:t>- Cục ĐBVN (b/c</w:t>
-            </w:r>
-            <w:proofErr w:type="gramStart"/>
+            </w:pPr>
             <w:r>
               <w:rPr>
                 <w:sz w:val="22"/>
                 <w:szCs w:val="22"/>
               </w:rPr>
-              <w:t>);</w:t>
-            </w:r>
-            <w:proofErr w:type="gramEnd"/>
-          </w:p>
-          <w:p>
-            <w:pPr>
-              <w:jc w:val="both"/>
-              <w:rPr>
-                <w:sz w:val="22"/>
-                <w:szCs w:val="22"/>
-              </w:rPr>
-            </w:pPr>
-            <w:r>
-              <w:rPr>
-                <w:sz w:val="22"/>
-                <w:szCs w:val="22"/>
-              </w:rPr>
-              <w:t xml:space="preserve">- GĐ và các PGĐ </w:t>
-            </w:r>
-            <w:proofErr w:type="gramStart"/>
-            <w:r>
-              <w:rPr>
-                <w:sz w:val="22"/>
-                <w:szCs w:val="22"/>
-              </w:rPr>
-              <w:t>Sở;</w:t>
-            </w:r>
-            <w:proofErr w:type="gramEnd"/>
+              <w:t>- GĐ và các PGĐ Sở;</w:t>
+            </w:r>
           </w:p>
           <w:p>
             <w:pPr>
@@ -791,48 +654,23 @@
                 <w:sz w:val="22"/>
                 <w:szCs w:val="22"/>
               </w:rPr>
-              <w:t xml:space="preserve">- Sở Xây dựng các tỉnh, thành </w:t>
-            </w:r>
-            <w:proofErr w:type="gramStart"/>
-            <w:r>
+              <w:t>- Sở Xây dựng các tỉnh, thành phố;</w:t>
+            </w:r>
+          </w:p>
+          <w:p>
+            <w:pPr>
+              <w:jc w:val="both"/>
               <w:rPr>
                 <w:sz w:val="22"/>
                 <w:szCs w:val="22"/>
               </w:rPr>
-              <w:t>phố;</w:t>
-            </w:r>
-            <w:proofErr w:type="gramEnd"/>
-          </w:p>
-          <w:p>
-            <w:pPr>
-              <w:jc w:val="both"/>
+            </w:pPr>
+            <w:r>
               <w:rPr>
                 <w:sz w:val="22"/>
                 <w:szCs w:val="22"/>
               </w:rPr>
-            </w:pPr>
-            <w:r>
-              <w:rPr>
-                <w:sz w:val="22"/>
-                <w:szCs w:val="22"/>
-              </w:rPr>
-              <w:t xml:space="preserve">- Phòng CSGT Công an các tỉnh, </w:t>
-            </w:r>
-            <w:proofErr w:type="gramStart"/>
-            <w:r>
-              <w:rPr>
-                <w:sz w:val="22"/>
-                <w:szCs w:val="22"/>
-              </w:rPr>
-              <w:t xml:space="preserve">TP;   </w:t>
-            </w:r>
-            <w:proofErr w:type="gramEnd"/>
-            <w:r>
-              <w:rPr>
-                <w:sz w:val="22"/>
-                <w:szCs w:val="22"/>
-              </w:rPr>
-              <w:t xml:space="preserve">(p/h)                </w:t>
+              <w:t xml:space="preserve">- Phòng CSGT Công an các tỉnh, TP;   (p/h)                </w:t>
             </w:r>
           </w:p>
           <w:p>
@@ -923,7 +761,7 @@
                 <w:szCs w:val="26"/>
                 <w:lang w:val="it-IT"/>
               </w:rPr>
-              <w:t>KT. GIÁM ĐỐC</w:t>
+              <w:t>{tham_quyen_ky}</w:t>
             </w:r>
           </w:p>
           <w:p>
@@ -943,7 +781,7 @@
                 <w:szCs w:val="26"/>
                 <w:lang w:val="it-IT"/>
               </w:rPr>
-              <w:t>PHÓ GIÁM ĐỐC</w:t>
+              <w:t>{chuc_vu_ky}</w:t>
             </w:r>
           </w:p>
           <w:p>
@@ -1379,7 +1217,6 @@
                 <w:szCs w:val="20"/>
               </w:rPr>
             </w:pPr>
-            <w:proofErr w:type="gramStart"/>
             <w:r>
               <w:rPr>
                 <w:b/>
@@ -1387,17 +1224,7 @@
                 <w:sz w:val="20"/>
                 <w:szCs w:val="20"/>
               </w:rPr>
-              <w:t>Lý</w:t>
-            </w:r>
-            <w:proofErr w:type="gramEnd"/>
-            <w:r>
-              <w:rPr>
-                <w:b/>
-                <w:bCs/>
-                <w:sz w:val="20"/>
-                <w:szCs w:val="20"/>
-              </w:rPr>
-              <w:t xml:space="preserve"> do thu hồi</w:t>
+              <w:t>Lý do thu hồi</w:t>
             </w:r>
           </w:p>
         </w:tc>
@@ -1807,30 +1634,14 @@
                 <w:sz w:val="20"/>
                 <w:szCs w:val="20"/>
               </w:rPr>
-              <w:t>{ghi_</w:t>
-            </w:r>
-            <w:proofErr w:type="gramStart"/>
-            <w:r>
-              <w:rPr>
-                <w:sz w:val="20"/>
-                <w:szCs w:val="20"/>
-              </w:rPr>
-              <w:t xml:space="preserve">chu} </w:t>
+              <w:t xml:space="preserve">{ghi_chu} </w:t>
             </w:r>
             <w:r>
               <w:rPr>
                 <w:sz w:val="4"/>
                 <w:szCs w:val="4"/>
               </w:rPr>
-              <w:t>{/</w:t>
-            </w:r>
-            <w:proofErr w:type="gramEnd"/>
-            <w:r>
-              <w:rPr>
-                <w:sz w:val="4"/>
-                <w:szCs w:val="4"/>
-              </w:rPr>
-              <w:t>don_vi_list}</w:t>
+              <w:t>{/don_vi_list}</w:t>
             </w:r>
           </w:p>
         </w:tc>

--- a/templates_BG_V1.1/quyet_dinh_thu_hoi_phu_hieu_template.docx
+++ b/templates_BG_V1.1/quyet_dinh_thu_hoi_phu_hieu_template.docx
@@ -329,7 +329,7 @@
     </w:p>
     <w:p>
       <w:pPr>
-        <w:spacing w:before="240" w:after="120" w:line="360" w:lineRule="exact"/>
+        <w:spacing w:before="120" w:after="120" w:line="360" w:lineRule="exact"/>
         <w:ind w:firstLine="720"/>
         <w:jc w:val="both"/>
         <w:rPr>
@@ -401,7 +401,21 @@
         <w:rPr>
           <w:i/>
         </w:rPr>
-        <w:t>Theo đề nghị của Trưởng phòng Vận tải &amp; An toàn giao thông.</w:t>
+        <w:t xml:space="preserve">Theo đề nghị của Trưởng phòng Vận tải &amp; </w:t>
+      </w:r>
+      <w:proofErr w:type="gramStart"/>
+      <w:r>
+        <w:rPr>
+          <w:i/>
+        </w:rPr>
+        <w:t>An</w:t>
+      </w:r>
+      <w:proofErr w:type="gramEnd"/>
+      <w:r>
+        <w:rPr>
+          <w:i/>
+        </w:rPr>
+        <w:t xml:space="preserve"> toàn giao thông.</w:t>
       </w:r>
     </w:p>
     <w:p>
@@ -472,7 +486,15 @@
         <w:jc w:val="both"/>
       </w:pPr>
       <w:r>
-        <w:t xml:space="preserve">Giao Phòng Vận tải &amp; An toàn giao thông thực hiện chuyển trạng thái phù hiệu </w:t>
+        <w:t xml:space="preserve">Giao Phòng Vận tải &amp; </w:t>
+      </w:r>
+      <w:proofErr w:type="gramStart"/>
+      <w:r>
+        <w:t>An</w:t>
+      </w:r>
+      <w:proofErr w:type="gramEnd"/>
+      <w:r>
+        <w:t xml:space="preserve"> toàn giao thông thực hiện chuyển trạng thái phù hiệu </w:t>
       </w:r>
       <w:r>
         <w:rPr>
@@ -521,7 +543,21 @@
         <w:rPr>
           <w:iCs/>
         </w:rPr>
-        <w:t>Trưởng phòng Vận tải &amp; An toàn giao thông</w:t>
+        <w:t xml:space="preserve">Trưởng phòng Vận tải &amp; </w:t>
+      </w:r>
+      <w:proofErr w:type="gramStart"/>
+      <w:r>
+        <w:rPr>
+          <w:iCs/>
+        </w:rPr>
+        <w:t>An</w:t>
+      </w:r>
+      <w:proofErr w:type="gramEnd"/>
+      <w:r>
+        <w:rPr>
+          <w:iCs/>
+        </w:rPr>
+        <w:t xml:space="preserve"> toàn giao thông</w:t>
       </w:r>
       <w:r>
         <w:rPr>
@@ -670,7 +706,23 @@
                 <w:sz w:val="22"/>
                 <w:szCs w:val="22"/>
               </w:rPr>
-              <w:t xml:space="preserve">- Phòng CSGT Công an các tỉnh, TP;   (p/h)                </w:t>
+              <w:t xml:space="preserve">- Phòng CSGT Công an các tỉnh, </w:t>
+            </w:r>
+            <w:proofErr w:type="gramStart"/>
+            <w:r>
+              <w:rPr>
+                <w:sz w:val="22"/>
+                <w:szCs w:val="22"/>
+              </w:rPr>
+              <w:t xml:space="preserve">TP;   </w:t>
+            </w:r>
+            <w:proofErr w:type="gramEnd"/>
+            <w:r>
+              <w:rPr>
+                <w:sz w:val="22"/>
+                <w:szCs w:val="22"/>
+              </w:rPr>
+              <w:t xml:space="preserve">(p/h)                </w:t>
             </w:r>
           </w:p>
           <w:p>
